--- a/public/templates-clean/orhideelor/DECLARAȚIE BUNURI DE VALOARE CLINCENI (2).docx
+++ b/public/templates-clean/orhideelor/DECLARAȚIE BUNURI DE VALOARE CLINCENI (2).docx
@@ -732,7 +732,7 @@
           <w:bCs/>
           <w:lang w:val="en-US"/>
         </w:rPr>
-        <w:t>12.07</w:t>
+        <w:t>{DATA_CONTRACT}</w:t>
       </w:r>
       <w:r w:rsidR="00{NUMAR_ROF}ED1">
         <w:rPr>
@@ -741,7 +741,7 @@
           <w:bCs/>
           <w:lang w:val="en-US"/>
         </w:rPr>
-        <w:t>.2026</w:t>
+        <w:t/>
       </w:r>
       <w:r>
         <w:rPr>
